--- a/docgen/提案依頼書.docx
+++ b/docgen/提案依頼書.docx
@@ -345,6 +345,80 @@
           </w:p>
         </w:tc>
       </w:tr>
+      <w:tr>
+        <w:tc>
+          <w:tcPr>
+            <w:tcW w:type="dxa" w:w="1400"/>
+            <w:tcMar>
+              <w:top w:type="dxa" w:w="80"/>
+              <w:left w:type="dxa" w:w="100"/>
+              <w:bottom w:type="dxa" w:w="80"/>
+              <w:right w:type="dxa" w:w="100"/>
+            </w:tcMar>
+            <w:vAlign w:val="center"/>
+          </w:tcPr>
+          <w:p>
+            <w:r>
+              <w:rPr>
+                <w:b w:val="false"/>
+                <w:bCs w:val="false"/>
+                <w:color w:val="000000"/>
+                <w:sz w:val="18"/>
+                <w:szCs w:val="18"/>
+              </w:rPr>
+              <w:t xml:space="preserve">v1.1</w:t>
+            </w:r>
+          </w:p>
+        </w:tc>
+        <w:tc>
+          <w:tcPr>
+            <w:tcW w:type="dxa" w:w="2200"/>
+            <w:tcMar>
+              <w:top w:type="dxa" w:w="80"/>
+              <w:left w:type="dxa" w:w="100"/>
+              <w:bottom w:type="dxa" w:w="80"/>
+              <w:right w:type="dxa" w:w="100"/>
+            </w:tcMar>
+            <w:vAlign w:val="center"/>
+          </w:tcPr>
+          <w:p>
+            <w:r>
+              <w:rPr>
+                <w:b w:val="false"/>
+                <w:bCs w:val="false"/>
+                <w:color w:val="000000"/>
+                <w:sz w:val="18"/>
+                <w:szCs w:val="18"/>
+              </w:rPr>
+              <w:t xml:space="preserve">2026年8月</w:t>
+            </w:r>
+          </w:p>
+        </w:tc>
+        <w:tc>
+          <w:tcPr>
+            <w:tcW w:type="dxa" w:w="6800"/>
+            <w:tcMar>
+              <w:top w:type="dxa" w:w="80"/>
+              <w:left w:type="dxa" w:w="100"/>
+              <w:bottom w:type="dxa" w:w="80"/>
+              <w:right w:type="dxa" w:w="100"/>
+            </w:tcMar>
+            <w:vAlign w:val="center"/>
+          </w:tcPr>
+          <w:p>
+            <w:r>
+              <w:rPr>
+                <w:b w:val="false"/>
+                <w:bCs w:val="false"/>
+                <w:color w:val="000000"/>
+                <w:sz w:val="18"/>
+                <w:szCs w:val="18"/>
+              </w:rPr>
+              <w:t xml:space="preserve">稼働後の追加スコープとしてGoogleアカウントログイン・2段階認証(TOTP)を4章に追記</w:t>
+            </w:r>
+          </w:p>
+        </w:tc>
+      </w:tr>
     </w:tbl>
     <w:p>
       <w:r>
@@ -1570,6 +1644,80 @@
                 <w:szCs w:val="18"/>
               </w:rPr>
               <w:t xml:space="preserve">サイト全体運営(サイト管理者専用)</w:t>
+            </w:r>
+          </w:p>
+        </w:tc>
+        <w:tc>
+          <w:tcPr>
+            <w:tcW w:type="dxa" w:w="1400"/>
+            <w:tcMar>
+              <w:top w:type="dxa" w:w="80"/>
+              <w:left w:type="dxa" w:w="100"/>
+              <w:bottom w:type="dxa" w:w="80"/>
+              <w:right w:type="dxa" w:w="100"/>
+            </w:tcMar>
+            <w:vAlign w:val="center"/>
+          </w:tcPr>
+          <w:p>
+            <w:r>
+              <w:rPr>
+                <w:b w:val="false"/>
+                <w:bCs w:val="false"/>
+                <w:color w:val="000000"/>
+                <w:sz w:val="18"/>
+                <w:szCs w:val="18"/>
+              </w:rPr>
+              <w:t xml:space="preserve">Should</w:t>
+            </w:r>
+          </w:p>
+        </w:tc>
+      </w:tr>
+      <w:tr>
+        <w:tc>
+          <w:tcPr>
+            <w:tcW w:type="dxa" w:w="2600"/>
+            <w:tcMar>
+              <w:top w:type="dxa" w:w="80"/>
+              <w:left w:type="dxa" w:w="100"/>
+              <w:bottom w:type="dxa" w:w="80"/>
+              <w:right w:type="dxa" w:w="100"/>
+            </w:tcMar>
+            <w:vAlign w:val="center"/>
+          </w:tcPr>
+          <w:p>
+            <w:r>
+              <w:rPr>
+                <w:b w:val="false"/>
+                <w:bCs w:val="false"/>
+                <w:color w:val="000000"/>
+                <w:sz w:val="18"/>
+                <w:szCs w:val="18"/>
+              </w:rPr>
+              <w:t xml:space="preserve">Googleログイン・2段階認証</w:t>
+            </w:r>
+          </w:p>
+        </w:tc>
+        <w:tc>
+          <w:tcPr>
+            <w:tcW w:type="dxa" w:w="5800"/>
+            <w:tcMar>
+              <w:top w:type="dxa" w:w="80"/>
+              <w:left w:type="dxa" w:w="100"/>
+              <w:bottom w:type="dxa" w:w="80"/>
+              <w:right w:type="dxa" w:w="100"/>
+            </w:tcMar>
+            <w:vAlign w:val="center"/>
+          </w:tcPr>
+          <w:p>
+            <w:r>
+              <w:rPr>
+                <w:b w:val="false"/>
+                <w:bCs w:val="false"/>
+                <w:color w:val="000000"/>
+                <w:sz w:val="18"/>
+                <w:szCs w:val="18"/>
+              </w:rPr>
+              <w:t xml:space="preserve">稼働後の追加要求。Googleアカウントログイン、TOTPによる2段階認証</w:t>
             </w:r>
           </w:p>
         </w:tc>
